--- a/ЛР2/ЛР2_АП-426.docx
+++ b/ЛР2/ЛР2_АП-426.docx
@@ -10479,7 +10479,7 @@
         <w:rPr>
           <w:color w:val="6AAB73"/>
         </w:rPr>
-        <w:t xml:space="preserve">"=== Создание объектов (вызов конструкторов) ==="</w:t>
+        <w:t xml:space="preserve">"Создание объектов (вызов конструкторов):"</w:t>
       </w:r>
       <w:r>
         <w:rPr>
@@ -10833,7 +10833,7 @@
         <w:rPr>
           <w:color w:val="6AAB73"/>
         </w:rPr>
-        <w:t xml:space="preserve">=== Информация об объектах ==="</w:t>
+        <w:t xml:space="preserve">Информация об объектах:"</w:t>
       </w:r>
       <w:r>
         <w:rPr>
@@ -10959,7 +10959,7 @@
         <w:rPr>
           <w:color w:val="6AAB73"/>
         </w:rPr>
-        <w:t xml:space="preserve">"=== Собственные методы и свойства ==="</w:t>
+        <w:t xml:space="preserve">"Собственные методы и свойства:"</w:t>
       </w:r>
       <w:r>
         <w:rPr>
@@ -11451,7 +11451,7 @@
         <w:rPr>
           <w:color w:val="6AAB73"/>
         </w:rPr>
-        <w:t xml:space="preserve">=== Изменение свойств ==="</w:t>
+        <w:t xml:space="preserve">Изменение свойств:"</w:t>
       </w:r>
       <w:r>
         <w:rPr>
@@ -11661,7 +11661,7 @@
         <w:rPr>
           <w:color w:val="6AAB73"/>
         </w:rPr>
-        <w:t xml:space="preserve">=== Проверка существования фигур ==="</w:t>
+        <w:t xml:space="preserve">Проверка существования фигур:"</w:t>
       </w:r>
       <w:r>
         <w:rPr>
@@ -11901,7 +11901,7 @@
         <w:rPr>
           <w:color w:val="6AAB73"/>
         </w:rPr>
-        <w:t xml:space="preserve">=== Сравнение площадей ==="</w:t>
+        <w:t xml:space="preserve">Сравнение площадей:"</w:t>
       </w:r>
       <w:r>
         <w:rPr>
